--- a/assets/Cuerpo.docx
+++ b/assets/Cuerpo.docx
@@ -866,7 +866,59 @@
           </w:tcPr>
           <w:p>
             <w:pPr>
-              <w:spacing w:line="240" w:lineRule="auto"/>
+              <w:tabs>
+                <w:tab w:val="left" w:pos="174"/>
+              </w:tabs>
+              <w:spacing w:line="240" w:lineRule="auto"/>
+              <w:jc w:val="both"/>
+              <w:rPr>
+                <w:rFonts w:ascii="Arial" w:hAnsi="Arial" w:cs="Arial"/>
+              </w:rPr>
+            </w:pPr>
+            <w:r>
+              <w:rPr>
+                <w:rFonts w:ascii="Arial" w:hAnsi="Arial" w:cs="Arial"/>
+              </w:rPr>
+              <w:t>Practica:</w:t>
+            </w:r>
+          </w:p>
+          <w:p>
+            <w:pPr>
+              <w:tabs>
+                <w:tab w:val="left" w:pos="174"/>
+              </w:tabs>
+              <w:spacing w:line="240" w:lineRule="auto"/>
+              <w:jc w:val="both"/>
+              <w:rPr>
+                <w:rFonts w:ascii="Arial" w:hAnsi="Arial" w:cs="Arial"/>
+              </w:rPr>
+            </w:pPr>
+            <w:r>
+              <w:rPr>
+                <w:rFonts w:ascii="Arial" w:hAnsi="Arial" w:cs="Arial"/>
+              </w:rPr>
+              <w:t>{{</w:t>
+            </w:r>
+            <w:r>
+              <w:rPr>
+                <w:rFonts w:ascii="Arial" w:hAnsi="Arial" w:cs="Arial"/>
+              </w:rPr>
+              <w:t>PRACTICASEM2</w:t>
+            </w:r>
+            <w:r>
+              <w:rPr>
+                <w:rFonts w:ascii="Arial" w:hAnsi="Arial" w:cs="Arial"/>
+              </w:rPr>
+              <w:t>}}</w:t>
+            </w:r>
+          </w:p>
+          <w:p>
+            <w:pPr>
+              <w:tabs>
+                <w:tab w:val="left" w:pos="174"/>
+              </w:tabs>
+              <w:spacing w:line="240" w:lineRule="auto"/>
+              <w:jc w:val="both"/>
               <w:rPr>
                 <w:rFonts w:ascii="Arial" w:hAnsi="Arial" w:cs="Arial"/>
               </w:rPr>
@@ -889,13 +941,13 @@
               <w:rPr>
                 <w:rFonts w:ascii="Arial" w:hAnsi="Arial" w:cs="Arial"/>
               </w:rPr>
-              <w:t>{{</w:t>
-            </w:r>
-            <w:r>
-              <w:rPr>
-                <w:rFonts w:ascii="Arial" w:hAnsi="Arial" w:cs="Arial"/>
-              </w:rPr>
-              <w:t>TEORIASEM2</w:t>
+              <w:t>{{TEORIASEM</w:t>
+            </w:r>
+            <w:r>
+              <w:rPr>
+                <w:rFonts w:ascii="Arial" w:hAnsi="Arial" w:cs="Arial"/>
+              </w:rPr>
+              <w:t>2</w:t>
             </w:r>
             <w:r>
               <w:rPr>
@@ -2495,7 +2547,7 @@
   <w:style w:type="paragraph" w:default="1" w:styleId="Normal">
     <w:name w:val="Normal"/>
     <w:qFormat/>
-    <w:rsid w:val="000B0B07"/>
+    <w:rsid w:val="001404F2"/>
   </w:style>
   <w:style w:type="character" w:default="1" w:styleId="Fuentedeprrafopredeter">
     <w:name w:val="Default Paragraph Font"/>
